--- a/docs/reviews/SCS4_Audit_Review_20260924-7aed7be1.docx
+++ b/docs/reviews/SCS4_Audit_Review_20260924-7aed7be1.docx
@@ -9811,7 +9811,7 @@
                 <w:sz w:val="16"/>
                 <w:szCs w:val="16"/>
               </w:rPr>
-              <w:t xml:space="preserve">Hold</w:t>
+              <w:t xml:space="preserve">Hold; re-point to SL-COOLING-SHEET-TWIN-GRAPHITE</w:t>
             </w:r>
           </w:p>
         </w:tc>
@@ -10250,7 +10250,7 @@
                 <w:sz w:val="16"/>
                 <w:szCs w:val="16"/>
               </w:rPr>
-              <w:t xml:space="preserve">Hold; pause until stock lands</w:t>
+              <w:t xml:space="preserve">Hold; re-point to SL-COOLING-SHEET-CAL-KING-WHITE</w:t>
             </w:r>
           </w:p>
         </w:tc>
